--- a/Docs/00-B_へそくり帳_憲法.docx
+++ b/Docs/00-B_へそくり帳_憲法.docx
@@ -2,56 +2,6 @@
 <file path=word/document.xml><?xml version="1.0" encoding="utf-8"?>
 <w:document xmlns:mc="http://schemas.openxmlformats.org/markup-compatibility/2006" xmlns:o="urn:schemas-microsoft-com:office:office" xmlns:r="http://schemas.openxmlformats.org/officeDocument/2006/relationships" xmlns:m="http://schemas.openxmlformats.org/officeDocument/2006/math" xmlns:v="urn:schemas-microsoft-com:vml" xmlns:wp="http://schemas.openxmlformats.org/drawingml/2006/wordprocessingDrawing" xmlns:w10="urn:schemas-microsoft-com:office:word" xmlns:w="http://schemas.openxmlformats.org/wordprocessingml/2006/main" xmlns:wne="http://schemas.microsoft.com/office/word/2006/wordml" xmlns:sl="http://schemas.openxmlformats.org/schemaLibrary/2006/main" xmlns:a="http://schemas.openxmlformats.org/drawingml/2006/main" xmlns:pic="http://schemas.openxmlformats.org/drawingml/2006/picture" xmlns:c="http://schemas.openxmlformats.org/drawingml/2006/chart" xmlns:lc="http://schemas.openxmlformats.org/drawingml/2006/lockedCanvas" xmlns:dgm="http://schemas.openxmlformats.org/drawingml/2006/diagram" xmlns:wps="http://schemas.microsoft.com/office/word/2010/wordprocessingShape" xmlns:wpg="http://schemas.microsoft.com/office/word/2010/wordprocessingGroup" xmlns:w14="http://schemas.microsoft.com/office/word/2010/wordml" xmlns:w15="http://schemas.microsoft.com/office/word/2012/wordml" xmlns:w16="http://schemas.microsoft.com/office/word/2018/wordml" xmlns:w16cex="http://schemas.microsoft.com/office/word/2018/wordml/cex" xmlns:w16cid="http://schemas.microsoft.com/office/word/2016/wordml/cid" xmlns="http://schemas.microsoft.com/office/tasks/2019/documenttasks" xmlns:cr="http://schemas.microsoft.com/office/comments/2020/reactions">
   <w:body>
-    <w:p>
-      <w:pPr>
-        <w:pBdr>
-          <w:top w:space="0" w:sz="0" w:val="nil"/>
-          <w:left w:space="0" w:sz="0" w:val="nil"/>
-          <w:bottom w:space="0" w:sz="0" w:val="nil"/>
-          <w:right w:space="0" w:sz="0" w:val="nil"/>
-          <w:between w:space="0" w:sz="0" w:val="nil"/>
-        </w:pBdr>
-        <w:shd w:fill="auto" w:val="clear"/>
-        <w:spacing w:after="240" w:line="275.9999942779541" w:lineRule="auto"/>
-        <w:rPr>
-          <w:rFonts w:ascii="Google Sans" w:cs="Google Sans" w:eastAsia="Google Sans" w:hAnsi="Google Sans"/>
-          <w:color w:val="1f1f1f"/>
-        </w:rPr>
-      </w:pPr>
-      <w:r>
-        <w:rPr>
-          <w:rFonts w:ascii="Google Sans" w:cs="Google Sans" w:eastAsia="Google Sans" w:hAnsi="Google Sans"/>
-          <w:color w:val="1f1f1f"/>
-          <w:rtl w:val="0"/>
-        </w:rPr>
-        <w:t xml:space="preserve">これまでの議論と、ご提示いただいた「企画書」「要件定義書」「方式設計書」のすべての記述を統合し、今後のAI（私）が一切のハルシネーションを起こさず、高速かつ正確にコードの生成・拡張を行うための**「へそくり帳 開発憲法（AIバイブコーディング絶対原則）」**を策定しました。</w:t>
-      </w:r>
-    </w:p>
-    <w:p>
-      <w:pPr>
-        <w:pBdr>
-          <w:top w:space="0" w:sz="0" w:val="nil"/>
-          <w:left w:space="0" w:sz="0" w:val="nil"/>
-          <w:bottom w:space="0" w:sz="0" w:val="nil"/>
-          <w:right w:space="0" w:sz="0" w:val="nil"/>
-          <w:between w:space="0" w:sz="0" w:val="nil"/>
-        </w:pBdr>
-        <w:shd w:fill="auto" w:val="clear"/>
-        <w:spacing w:after="240" w:line="275.9999942779541" w:lineRule="auto"/>
-        <w:rPr>
-          <w:rFonts w:ascii="Google Sans" w:cs="Google Sans" w:eastAsia="Google Sans" w:hAnsi="Google Sans"/>
-          <w:color w:val="1f1f1f"/>
-        </w:rPr>
-      </w:pPr>
-      <w:r>
-        <w:rPr>
-          <w:rFonts w:ascii="Google Sans" w:cs="Google Sans" w:eastAsia="Google Sans" w:hAnsi="Google Sans"/>
-          <w:color w:val="1f1f1f"/>
-          <w:rtl w:val="0"/>
-        </w:rPr>
-        <w:t xml:space="preserve">今後、機能の追加や改修を行う際、AIはこの憲法を最上位のルールとして厳格に遵守し、コードを出力します。</w:t>
-      </w:r>
-    </w:p>
     <w:p>
       <w:pPr>
         <w:pStyle w:val="Heading1"/>
@@ -70,17 +20,37 @@
         </w:rPr>
       </w:pPr>
       <w:r>
-        <w:pict>
-          <v:rect style="width:0.0pt;height:1.5pt" o:hr="t" o:hrstd="t" o:hralign="center" fillcolor="#A0A0A0" stroked="f"/>
-        </w:pict>
-      </w:r>
-      <w:r>
-        <w:rPr>
-          <w:rFonts w:ascii="Google Sans" w:cs="Google Sans" w:eastAsia="Google Sans" w:hAnsi="Google Sans"/>
-          <w:color w:val="1f1f1f"/>
-          <w:rtl w:val="0"/>
-        </w:rPr>
-        <w:t xml:space="preserve">📜 へそくり帳 開発憲法（AIバイブコーディング絶対原則）</w:t>
+        <w:rPr>
+          <w:rFonts w:ascii="Google Sans" w:cs="Google Sans" w:eastAsia="Google Sans" w:hAnsi="Google Sans"/>
+          <w:color w:val="1f1f1f"/>
+          <w:rtl w:val="0"/>
+        </w:rPr>
+        <w:t xml:space="preserve">📜 節約帖 開発憲法（AIバイブコーディング絶対原則）</w:t>
+      </w:r>
+    </w:p>
+    <w:p>
+      <w:pPr>
+        <w:pBdr>
+          <w:top w:space="0" w:sz="0" w:val="nil"/>
+          <w:left w:space="0" w:sz="0" w:val="nil"/>
+          <w:bottom w:space="0" w:sz="0" w:val="nil"/>
+          <w:right w:space="0" w:sz="0" w:val="nil"/>
+          <w:between w:space="0" w:sz="0" w:val="nil"/>
+        </w:pBdr>
+        <w:shd w:fill="auto" w:val="clear"/>
+        <w:spacing w:after="150" w:line="275.9999942779541" w:lineRule="auto"/>
+        <w:rPr>
+          <w:rFonts w:ascii="Google Sans" w:cs="Google Sans" w:eastAsia="Google Sans" w:hAnsi="Google Sans"/>
+          <w:color w:val="1f1f1f"/>
+        </w:rPr>
+      </w:pPr>
+      <w:r>
+        <w:rPr>
+          <w:rFonts w:ascii="Google Sans" w:cs="Google Sans" w:eastAsia="Google Sans" w:hAnsi="Google Sans"/>
+          <w:color w:val="1f1f1f"/>
+          <w:rtl w:val="0"/>
+        </w:rPr>
+        <w:t xml:space="preserve">これまでの議論と、ご提示いただいた「企画書」「要件定義書」「方式設計書」のすべての記述を統合し、今後のAI（私）が一切のハルシネーションを起こさず、高速かつ正確にコードの生成・拡張を行うための「へそくり帳 開発憲法（AIバイブコーディング絶対原則）」を策定しました。今後、機能の追加や改修を行う際、AIはこの憲法を最上位のルールとして厳格に遵守し、コードを出力します。</w:t>
       </w:r>
     </w:p>
     <w:p>
@@ -124,7 +94,7 @@
         </w:pBdr>
         <w:shd w:fill="auto" w:val="clear"/>
         <w:spacing w:after="0" w:afterAutospacing="0" w:line="275.9999942779541" w:lineRule="auto"/>
-        <w:ind w:left="465" w:hanging="360"/>
+        <w:ind w:left="570" w:hanging="360"/>
       </w:pPr>
       <w:r>
         <w:rPr>
@@ -135,14 +105,6 @@
           <w:rtl w:val="0"/>
         </w:rPr>
         <w:t xml:space="preserve">第1条【収入入力の完全排除】</w:t>
-      </w:r>
-      <w:r>
-        <w:rPr>
-          <w:rFonts w:ascii="Google Sans" w:cs="Google Sans" w:eastAsia="Google Sans" w:hAnsi="Google Sans"/>
-          <w:color w:val="1f1f1f"/>
-          <w:rtl w:val="0"/>
-        </w:rPr>
-        <w:t xml:space="preserve"> いかなる拡張や機能追加の要求があっても、システム上に「収入（給与、ボーナス等）」を入力・管理する機能を実装してはならない 。これはユーザーの管理ストレスと精神的ノイズを排除し、情報漏洩リスクを下げるための絶対的な仕様である 。</w:t>
       </w:r>
       <w:r>
         <w:rPr>
@@ -163,6 +125,14 @@
         </w:rPr>
         <w:br w:type="textWrapping"/>
       </w:r>
+      <w:r>
+        <w:rPr>
+          <w:rFonts w:ascii="Google Sans" w:cs="Google Sans" w:eastAsia="Google Sans" w:hAnsi="Google Sans"/>
+          <w:color w:val="1f1f1f"/>
+          <w:rtl w:val="0"/>
+        </w:rPr>
+        <w:t xml:space="preserve">いかなる拡張や機能追加の要求があっても、システム上に「収入（給与、ボーナス等）」を入力・管理する機能を実装してはならない。これはユーザーの管理ストレスと精神的ノイズを排除し、情報漏洩リスクを下げるための絶対的な仕様である。</w:t>
+      </w:r>
     </w:p>
     <w:p>
       <w:pPr>
@@ -179,7 +149,7 @@
         </w:pBdr>
         <w:shd w:fill="auto" w:val="clear"/>
         <w:spacing w:after="0" w:afterAutospacing="0" w:before="0" w:beforeAutospacing="0" w:line="275.9999942779541" w:lineRule="auto"/>
-        <w:ind w:left="465" w:hanging="360"/>
+        <w:ind w:left="570" w:hanging="360"/>
       </w:pPr>
       <w:r>
         <w:rPr>
@@ -190,14 +160,6 @@
           <w:rtl w:val="0"/>
         </w:rPr>
         <w:t xml:space="preserve">第2条【全生活者への適合】</w:t>
-      </w:r>
-      <w:r>
-        <w:rPr>
-          <w:rFonts w:ascii="Google Sans" w:cs="Google Sans" w:eastAsia="Google Sans" w:hAnsi="Google Sans"/>
-          <w:color w:val="1f1f1f"/>
-          <w:rtl w:val="0"/>
-        </w:rPr>
-        <w:t xml:space="preserve"> 当初の「夫婦」という枠組みにとらわれず、単身者、DINKs、子育て世帯など「生きるためのコストを払っているすべての生活者」をターゲットとしたUI/UXを維持しなければならない 。家族構成（子供の有無など）に応じて、不要なノイズとなるUI項目（養育費など）はシステム側で動的に隠蔽（非表示化）すること 。</w:t>
       </w:r>
       <w:r>
         <w:rPr>
@@ -218,6 +180,14 @@
         </w:rPr>
         <w:br w:type="textWrapping"/>
       </w:r>
+      <w:r>
+        <w:rPr>
+          <w:rFonts w:ascii="Google Sans" w:cs="Google Sans" w:eastAsia="Google Sans" w:hAnsi="Google Sans"/>
+          <w:color w:val="1f1f1f"/>
+          <w:rtl w:val="0"/>
+        </w:rPr>
+        <w:t xml:space="preserve">当初の「夫婦」という枠組みにとらわれず、単身者、DINKs、子育て世帯など「生きるためのコストを払っているすべての生活者」をターゲットとしたUI/UXを維持しなければならない。家族構成（子供の有無など）に応じて、不要なノイズとなるUI項目（養育費など）はシステム側で動的に隠蔽（非表示化）すること。</w:t>
+      </w:r>
     </w:p>
     <w:p>
       <w:pPr>
@@ -234,7 +204,7 @@
         </w:pBdr>
         <w:shd w:fill="auto" w:val="clear"/>
         <w:spacing w:after="120" w:before="0" w:beforeAutospacing="0" w:line="275.9999942779541" w:lineRule="auto"/>
-        <w:ind w:left="465" w:hanging="360"/>
+        <w:ind w:left="570" w:hanging="360"/>
       </w:pPr>
       <w:r>
         <w:rPr>
@@ -245,14 +215,6 @@
           <w:rtl w:val="0"/>
         </w:rPr>
         <w:t xml:space="preserve">第3条【残金ではなく「へそくり」の創出】</w:t>
-      </w:r>
-      <w:r>
-        <w:rPr>
-          <w:rFonts w:ascii="Google Sans" w:cs="Google Sans" w:eastAsia="Google Sans" w:hAnsi="Google Sans"/>
-          <w:color w:val="1f1f1f"/>
-          <w:rtl w:val="0"/>
-        </w:rPr>
-        <w:t xml:space="preserve"> 本アプリは節約を強いる家計簿ではなく、日々のやりくりで浮いたお金を「自由なタネ銭（へそくり）」として可視化し、ユーザーの継続意欲を強烈に刺激するモチベーション管理ツールとして振る舞わなければならない 。</w:t>
       </w:r>
       <w:r>
         <w:rPr>
@@ -273,6 +235,14 @@
         </w:rPr>
         <w:br w:type="textWrapping"/>
       </w:r>
+      <w:r>
+        <w:rPr>
+          <w:rFonts w:ascii="Google Sans" w:cs="Google Sans" w:eastAsia="Google Sans" w:hAnsi="Google Sans"/>
+          <w:color w:val="1f1f1f"/>
+          <w:rtl w:val="0"/>
+        </w:rPr>
+        <w:t xml:space="preserve">本アプリは節約を強いる家計簿ではなく、日々のやりくりで浮いたお金を「自由なタネ銭（へそくり）」として可視化し、ユーザーの継続意欲を強烈に刺激するモチベーション管理ツールとして振る舞わなければならない。</w:t>
+      </w:r>
     </w:p>
     <w:p>
       <w:pPr>
@@ -315,7 +285,7 @@
         </w:pBdr>
         <w:shd w:fill="auto" w:val="clear"/>
         <w:spacing w:after="0" w:afterAutospacing="0" w:line="275.9999942779541" w:lineRule="auto"/>
-        <w:ind w:left="465" w:hanging="360"/>
+        <w:ind w:left="570" w:hanging="360"/>
       </w:pPr>
       <w:r>
         <w:rPr>
@@ -352,25 +322,7 @@
           <w:color w:val="1f1f1f"/>
           <w:rtl w:val="0"/>
         </w:rPr>
-        <w:t xml:space="preserve">AI（Gemini）のコンテキスト・ドリフトを防ぎ、遅延のない全文出力を維持するため、1ファイルのコード行数は</w:t>
-      </w:r>
-      <w:r>
-        <w:rPr>
-          <w:rFonts w:ascii="Google Sans" w:cs="Google Sans" w:eastAsia="Google Sans" w:hAnsi="Google Sans"/>
-          <w:b w:val="1"/>
-          <w:bCs w:val="1"/>
-          <w:color w:val="1f1f1f"/>
-          <w:rtl w:val="0"/>
-        </w:rPr>
-        <w:t xml:space="preserve">原則50行〜150行以内、最大でも200行未満</w:t>
-      </w:r>
-      <w:r>
-        <w:rPr>
-          <w:rFonts w:ascii="Google Sans" w:cs="Google Sans" w:eastAsia="Google Sans" w:hAnsi="Google Sans"/>
-          <w:color w:val="1f1f1f"/>
-          <w:rtl w:val="0"/>
-        </w:rPr>
-        <w:t xml:space="preserve">に収めなければならない。コードを出力する際は、省略（// 既存のコード... 等）を一切行わず、必ずそのままコピペして上書きできる「完全なコード」を出力すること。</w:t>
+        <w:t xml:space="preserve">AI（Gemini）のコンテキスト・ドリフトを防ぎ、遅延のない全文出力を維持するため、1ファイルのコード行数は 原則50行〜150行以内、最大でも200行未満 に収めなければならない。コードを出力する際は、省略（// 既存のコード... 等）を一切行わず、必ずそのままコピペして上書きできる「完全なコード」を出力すること。</w:t>
       </w:r>
     </w:p>
     <w:p>
@@ -388,7 +340,7 @@
         </w:pBdr>
         <w:shd w:fill="auto" w:val="clear"/>
         <w:spacing w:after="0" w:afterAutospacing="0" w:before="0" w:beforeAutospacing="0" w:line="275.9999942779541" w:lineRule="auto"/>
-        <w:ind w:left="465" w:hanging="360"/>
+        <w:ind w:left="570" w:hanging="360"/>
       </w:pPr>
       <w:r>
         <w:rPr>
@@ -399,78 +351,6 @@
           <w:rtl w:val="0"/>
         </w:rPr>
         <w:t xml:space="preserve">第5条【UIの完全マイクロ・コンポーネント化】</w:t>
-      </w:r>
-      <w:r>
-        <w:rPr>
-          <w:rFonts w:ascii="Google Sans" w:cs="Google Sans" w:eastAsia="Google Sans" w:hAnsi="Google Sans"/>
-          <w:color w:val="1f1f1f"/>
-          <w:rtl w:val="0"/>
-        </w:rPr>
-        <w:t xml:space="preserve"> フロントエンド画面を1ファイルに肥大化させてはならない 。必ず「予算残額表示部品（</w:t>
-      </w:r>
-      <w:r>
-        <w:rPr>
-          <w:rFonts w:ascii="Google Sans" w:cs="Google Sans" w:eastAsia="Google Sans" w:hAnsi="Google Sans"/>
-          <w:color w:val="444746"/>
-          <w:rtl w:val="0"/>
-        </w:rPr>
-        <w:t xml:space="preserve">RemainingBudgetDisplay</w:t>
-      </w:r>
-      <w:r>
-        <w:rPr>
-          <w:rFonts w:ascii="Google Sans" w:cs="Google Sans" w:eastAsia="Google Sans" w:hAnsi="Google Sans"/>
-          <w:color w:val="1f1f1f"/>
-          <w:rtl w:val="0"/>
-        </w:rPr>
-        <w:t xml:space="preserve">）」や「金額入力パッド（</w:t>
-      </w:r>
-      <w:r>
-        <w:rPr>
-          <w:rFonts w:ascii="Google Sans" w:cs="Google Sans" w:eastAsia="Google Sans" w:hAnsi="Google Sans"/>
-          <w:color w:val="444746"/>
-          <w:rtl w:val="0"/>
-        </w:rPr>
-        <w:t xml:space="preserve">ExpenseInputPad</w:t>
-      </w:r>
-      <w:r>
-        <w:rPr>
-          <w:rFonts w:ascii="Google Sans" w:cs="Google Sans" w:eastAsia="Google Sans" w:hAnsi="Google Sans"/>
-          <w:color w:val="1f1f1f"/>
-          <w:rtl w:val="0"/>
-        </w:rPr>
-        <w:t xml:space="preserve">）」といった単一の責務を持つ極小パーツに分割し（</w:t>
-      </w:r>
-      <w:r>
-        <w:rPr>
-          <w:rFonts w:ascii="Google Sans" w:cs="Google Sans" w:eastAsia="Google Sans" w:hAnsi="Google Sans"/>
-          <w:color w:val="444746"/>
-          <w:rtl w:val="0"/>
-        </w:rPr>
-        <w:t xml:space="preserve">src/components/</w:t>
-      </w:r>
-      <w:r>
-        <w:rPr>
-          <w:rFonts w:ascii="Google Sans" w:cs="Google Sans" w:eastAsia="Google Sans" w:hAnsi="Google Sans"/>
-          <w:color w:val="1f1f1f"/>
-          <w:rtl w:val="0"/>
-        </w:rPr>
-        <w:t xml:space="preserve">）、画面ファイル（</w:t>
-      </w:r>
-      <w:r>
-        <w:rPr>
-          <w:rFonts w:ascii="Google Sans" w:cs="Google Sans" w:eastAsia="Google Sans" w:hAnsi="Google Sans"/>
-          <w:color w:val="444746"/>
-          <w:rtl w:val="0"/>
-        </w:rPr>
-        <w:t xml:space="preserve">src/screens/</w:t>
-      </w:r>
-      <w:r>
-        <w:rPr>
-          <w:rFonts w:ascii="Google Sans" w:cs="Google Sans" w:eastAsia="Google Sans" w:hAnsi="Google Sans"/>
-          <w:color w:val="1f1f1f"/>
-          <w:rtl w:val="0"/>
-        </w:rPr>
-        <w:t xml:space="preserve">）はそれらを並べるだけの接着剤として機能させること 。</w:t>
       </w:r>
       <w:r>
         <w:rPr>
@@ -491,6 +371,14 @@
         </w:rPr>
         <w:br w:type="textWrapping"/>
       </w:r>
+      <w:r>
+        <w:rPr>
+          <w:rFonts w:ascii="Google Sans" w:cs="Google Sans" w:eastAsia="Google Sans" w:hAnsi="Google Sans"/>
+          <w:color w:val="1f1f1f"/>
+          <w:rtl w:val="0"/>
+        </w:rPr>
+        <w:t xml:space="preserve">フロントエンド画面を1ファイルに肥大化させてはならない。必ず「予算残額表示部品（RemainingBudgetDisplay）」や「金額入力パッド（ExpenseInputPad）」といった単一の責務を持つ極小パーツに分割し（src/components/）、画面ファイル（src/screens/）はそれらを並べるだけの接着剤として機能させること。</w:t>
+      </w:r>
     </w:p>
     <w:p>
       <w:pPr>
@@ -507,7 +395,7 @@
         </w:pBdr>
         <w:shd w:fill="auto" w:val="clear"/>
         <w:spacing w:after="0" w:afterAutospacing="0" w:before="0" w:beforeAutospacing="0" w:line="275.9999942779541" w:lineRule="auto"/>
-        <w:ind w:left="465" w:hanging="360"/>
+        <w:ind w:left="570" w:hanging="360"/>
       </w:pPr>
       <w:r>
         <w:rPr>
@@ -518,30 +406,6 @@
           <w:rtl w:val="0"/>
         </w:rPr>
         <w:t xml:space="preserve">第6条【ロジックの純粋関数化】</w:t>
-      </w:r>
-      <w:r>
-        <w:rPr>
-          <w:rFonts w:ascii="Google Sans" w:cs="Google Sans" w:eastAsia="Google Sans" w:hAnsi="Google Sans"/>
-          <w:color w:val="1f1f1f"/>
-          <w:rtl w:val="0"/>
-        </w:rPr>
-        <w:t xml:space="preserve"> 「目標金額と支出からの余剰資金算出」や「世間平均と物価指数による目安補正」などの計算処理は、UIコンポーネントやデータベース通信の中に混ぜ込んではならない 。必ず副作用を持たない「純粋関数」として独立したディレクトリ（</w:t>
-      </w:r>
-      <w:r>
-        <w:rPr>
-          <w:rFonts w:ascii="Google Sans" w:cs="Google Sans" w:eastAsia="Google Sans" w:hAnsi="Google Sans"/>
-          <w:color w:val="444746"/>
-          <w:rtl w:val="0"/>
-        </w:rPr>
-        <w:t xml:space="preserve">src/functions/</w:t>
-      </w:r>
-      <w:r>
-        <w:rPr>
-          <w:rFonts w:ascii="Google Sans" w:cs="Google Sans" w:eastAsia="Google Sans" w:hAnsi="Google Sans"/>
-          <w:color w:val="1f1f1f"/>
-          <w:rtl w:val="0"/>
-        </w:rPr>
-        <w:t xml:space="preserve">）に分離すること 。</w:t>
       </w:r>
       <w:r>
         <w:rPr>
@@ -562,6 +426,14 @@
         </w:rPr>
         <w:br w:type="textWrapping"/>
       </w:r>
+      <w:r>
+        <w:rPr>
+          <w:rFonts w:ascii="Google Sans" w:cs="Google Sans" w:eastAsia="Google Sans" w:hAnsi="Google Sans"/>
+          <w:color w:val="1f1f1f"/>
+          <w:rtl w:val="0"/>
+        </w:rPr>
+        <w:t xml:space="preserve">「目標金額と支出からの余剰資金算出」や「世間平均と物価指数による目安補正」などの計算処理は、UIコンポーネントやデータベース通信の中に混ぜ込んではならない。必ず副作用を持たない「純粋関数」として独立したディレクトリ（src/functions/）に分離すること。</w:t>
+      </w:r>
     </w:p>
     <w:p>
       <w:pPr>
@@ -578,7 +450,7 @@
         </w:pBdr>
         <w:shd w:fill="auto" w:val="clear"/>
         <w:spacing w:after="120" w:before="0" w:beforeAutospacing="0" w:line="275.9999942779541" w:lineRule="auto"/>
-        <w:ind w:left="465" w:hanging="360"/>
+        <w:ind w:left="570" w:hanging="360"/>
       </w:pPr>
       <w:r>
         <w:rPr>
@@ -589,14 +461,6 @@
           <w:rtl w:val="0"/>
         </w:rPr>
         <w:t xml:space="preserve">第7条【重厚な設計手法の禁止】</w:t>
-      </w:r>
-      <w:r>
-        <w:rPr>
-          <w:rFonts w:ascii="Google Sans" w:cs="Google Sans" w:eastAsia="Google Sans" w:hAnsi="Google Sans"/>
-          <w:color w:val="1f1f1f"/>
-          <w:rtl w:val="0"/>
-        </w:rPr>
-        <w:t xml:space="preserve"> AIのトークン浪費と開発速度の低下を招く「複雑なドメイン駆動設計（DDD）」や「過剰なテスト駆動開発（TDD）」は採用せず、フレームワーク先行のラピッドプロトタイピング手法を厳格に順守すること 。</w:t>
       </w:r>
       <w:r>
         <w:rPr>
@@ -617,6 +481,14 @@
         </w:rPr>
         <w:br w:type="textWrapping"/>
       </w:r>
+      <w:r>
+        <w:rPr>
+          <w:rFonts w:ascii="Google Sans" w:cs="Google Sans" w:eastAsia="Google Sans" w:hAnsi="Google Sans"/>
+          <w:color w:val="1f1f1f"/>
+          <w:rtl w:val="0"/>
+        </w:rPr>
+        <w:t xml:space="preserve">AIのトークン浪費と開発速度の低下を招く「複雑なドメイン駆動設計（DDD）」や「過剰なテスト駆動開発（TDD）」は採用せず、フレームワーク先行のラピッドプロトタイピング手法を厳格に順守すること。</w:t>
+      </w:r>
     </w:p>
     <w:p>
       <w:pPr>
@@ -659,7 +531,7 @@
         </w:pBdr>
         <w:shd w:fill="auto" w:val="clear"/>
         <w:spacing w:after="0" w:afterAutospacing="0" w:line="275.9999942779541" w:lineRule="auto"/>
-        <w:ind w:left="465" w:hanging="360"/>
+        <w:ind w:left="570" w:hanging="360"/>
       </w:pPr>
       <w:r>
         <w:rPr>
@@ -670,30 +542,6 @@
           <w:rtl w:val="0"/>
         </w:rPr>
         <w:t xml:space="preserve">第8条【中央集権型スキーマの絶対視】</w:t>
-      </w:r>
-      <w:r>
-        <w:rPr>
-          <w:rFonts w:ascii="Google Sans" w:cs="Google Sans" w:eastAsia="Google Sans" w:hAnsi="Google Sans"/>
-          <w:color w:val="1f1f1f"/>
-          <w:rtl w:val="0"/>
-        </w:rPr>
-        <w:t xml:space="preserve"> データベースの項目名やデータ構造の不整合を防ぐため、システム全体で利用する型定義は必ず1つの専用ファイル（</w:t>
-      </w:r>
-      <w:r>
-        <w:rPr>
-          <w:rFonts w:ascii="Google Sans" w:cs="Google Sans" w:eastAsia="Google Sans" w:hAnsi="Google Sans"/>
-          <w:color w:val="444746"/>
-          <w:rtl w:val="0"/>
-        </w:rPr>
-        <w:t xml:space="preserve">src/types.ts</w:t>
-      </w:r>
-      <w:r>
-        <w:rPr>
-          <w:rFonts w:ascii="Google Sans" w:cs="Google Sans" w:eastAsia="Google Sans" w:hAnsi="Google Sans"/>
-          <w:color w:val="1f1f1f"/>
-          <w:rtl w:val="0"/>
-        </w:rPr>
-        <w:t xml:space="preserve">）に集約すること 。AIは新しい機能を実装する際、常にこの型定義を「唯一の正解（Single Source of Truth）」として扱い、勝手なプロパティの追加や変更を行ってはならない 。</w:t>
       </w:r>
       <w:r>
         <w:rPr>
@@ -714,6 +562,14 @@
         </w:rPr>
         <w:br w:type="textWrapping"/>
       </w:r>
+      <w:r>
+        <w:rPr>
+          <w:rFonts w:ascii="Google Sans" w:cs="Google Sans" w:eastAsia="Google Sans" w:hAnsi="Google Sans"/>
+          <w:color w:val="1f1f1f"/>
+          <w:rtl w:val="0"/>
+        </w:rPr>
+        <w:t xml:space="preserve">データベースの項目名やデータ構造の不整合を防ぐため、システム全体で利用する型定義は必ず1つの専用ファイル（src/types.ts）に集約すること。AIは新しい機能を実装する際、常にこの型定義を「唯一の正解（Single Source of Truth）」として扱い、勝手なプロパティの追加や変更を行ってはならない。</w:t>
+      </w:r>
     </w:p>
     <w:p>
       <w:pPr>
@@ -730,7 +586,7 @@
         </w:pBdr>
         <w:shd w:fill="auto" w:val="clear"/>
         <w:spacing w:after="120" w:before="0" w:beforeAutospacing="0" w:line="275.9999942779541" w:lineRule="auto"/>
-        <w:ind w:left="465" w:hanging="360"/>
+        <w:ind w:left="570" w:hanging="360"/>
       </w:pPr>
       <w:r>
         <w:rPr>
@@ -741,46 +597,6 @@
           <w:rtl w:val="0"/>
         </w:rPr>
         <w:t xml:space="preserve">第9条【ハイブリッドな科目管理】</w:t>
-      </w:r>
-      <w:r>
-        <w:rPr>
-          <w:rFonts w:ascii="Google Sans" w:cs="Google Sans" w:eastAsia="Google Sans" w:hAnsi="Google Sans"/>
-          <w:color w:val="1f1f1f"/>
-          <w:rtl w:val="0"/>
-        </w:rPr>
-        <w:t xml:space="preserve"> 支出カテゴリは、統計データ（e-Stat等）と強固に紐付けられ削除不可能な「固定科目（</w:t>
-      </w:r>
-      <w:r>
-        <w:rPr>
-          <w:rFonts w:ascii="Google Sans" w:cs="Google Sans" w:eastAsia="Google Sans" w:hAnsi="Google Sans"/>
-          <w:color w:val="444746"/>
-          <w:rtl w:val="0"/>
-        </w:rPr>
-        <w:t xml:space="preserve">isFixed: true</w:t>
-      </w:r>
-      <w:r>
-        <w:rPr>
-          <w:rFonts w:ascii="Google Sans" w:cs="Google Sans" w:eastAsia="Google Sans" w:hAnsi="Google Sans"/>
-          <w:color w:val="1f1f1f"/>
-          <w:rtl w:val="0"/>
-        </w:rPr>
-        <w:t xml:space="preserve">）」と、ユーザーが自由に追加・削除できる「カスタム科目（</w:t>
-      </w:r>
-      <w:r>
-        <w:rPr>
-          <w:rFonts w:ascii="Google Sans" w:cs="Google Sans" w:eastAsia="Google Sans" w:hAnsi="Google Sans"/>
-          <w:color w:val="444746"/>
-          <w:rtl w:val="0"/>
-        </w:rPr>
-        <w:t xml:space="preserve">isFixed: false</w:t>
-      </w:r>
-      <w:r>
-        <w:rPr>
-          <w:rFonts w:ascii="Google Sans" w:cs="Google Sans" w:eastAsia="Google Sans" w:hAnsi="Google Sans"/>
-          <w:color w:val="1f1f1f"/>
-          <w:rtl w:val="0"/>
-        </w:rPr>
-        <w:t xml:space="preserve">）」のハイブリッド設計を維持すること 。</w:t>
       </w:r>
       <w:r>
         <w:rPr>
@@ -801,6 +617,14 @@
         </w:rPr>
         <w:br w:type="textWrapping"/>
       </w:r>
+      <w:r>
+        <w:rPr>
+          <w:rFonts w:ascii="Google Sans" w:cs="Google Sans" w:eastAsia="Google Sans" w:hAnsi="Google Sans"/>
+          <w:color w:val="1f1f1f"/>
+          <w:rtl w:val="0"/>
+        </w:rPr>
+        <w:t xml:space="preserve">支出カテゴリは、統計データ（e-Stat等）と強固に紐付けられ削除不可能な「固定科目（isFixed: true）」と、ユーザーが自由に追加・削除できる「カスタム科目（isFixed: false）」のハイブリッド設計を維持すること。</w:t>
+      </w:r>
     </w:p>
     <w:p>
       <w:pPr>
@@ -843,7 +667,7 @@
         </w:pBdr>
         <w:shd w:fill="auto" w:val="clear"/>
         <w:spacing w:after="0" w:afterAutospacing="0" w:line="275.9999942779541" w:lineRule="auto"/>
-        <w:ind w:left="465" w:hanging="360"/>
+        <w:ind w:left="570" w:hanging="360"/>
       </w:pPr>
       <w:r>
         <w:rPr>
@@ -854,14 +678,6 @@
           <w:rtl w:val="0"/>
         </w:rPr>
         <w:t xml:space="preserve">第10条【フルサーバーレスと初期コスト・ゼロの徹底】</w:t>
-      </w:r>
-      <w:r>
-        <w:rPr>
-          <w:rFonts w:ascii="Google Sans" w:cs="Google Sans" w:eastAsia="Google Sans" w:hAnsi="Google Sans"/>
-          <w:color w:val="1f1f1f"/>
-          <w:rtl w:val="0"/>
-        </w:rPr>
-        <w:t xml:space="preserve"> 初期の無課金運用と将来のオートスケールを両立させるため、AWS（API Gateway, Lambda, DynamoDB）を利用した「フルサーバーレス・アーキテクチャ」を厳守すること 。APIは垂直分割（1機能＝1Lambda等）とし、複雑な多層アーキテクチャは避けること 。</w:t>
       </w:r>
       <w:r>
         <w:rPr>
@@ -882,6 +698,14 @@
         </w:rPr>
         <w:br w:type="textWrapping"/>
       </w:r>
+      <w:r>
+        <w:rPr>
+          <w:rFonts w:ascii="Google Sans" w:cs="Google Sans" w:eastAsia="Google Sans" w:hAnsi="Google Sans"/>
+          <w:color w:val="1f1f1f"/>
+          <w:rtl w:val="0"/>
+        </w:rPr>
+        <w:t xml:space="preserve">初期の無課金運用と将来のオートスケールを両立させるため、AWS（API Gateway, Lambda, DynamoDB）を利用した「フルサーバーレス・アーキテクチャ」を厳守すること。APIは垂直分割（1機能＝1Lambda等）とし、複雑な多層アーキテクチャは避けること。</w:t>
+      </w:r>
     </w:p>
     <w:p>
       <w:pPr>
@@ -898,7 +722,7 @@
         </w:pBdr>
         <w:shd w:fill="auto" w:val="clear"/>
         <w:spacing w:after="0" w:afterAutospacing="0" w:before="0" w:beforeAutospacing="0" w:line="275.9999942779541" w:lineRule="auto"/>
-        <w:ind w:left="465" w:hanging="360"/>
+        <w:ind w:left="570" w:hanging="360"/>
       </w:pPr>
       <w:r>
         <w:rPr>
@@ -909,14 +733,6 @@
           <w:rtl w:val="0"/>
         </w:rPr>
         <w:t xml:space="preserve">第11条【AI画像生成のキャッシュとAPI保護】</w:t>
-      </w:r>
-      <w:r>
-        <w:rPr>
-          <w:rFonts w:ascii="Google Sans" w:cs="Google Sans" w:eastAsia="Google Sans" w:hAnsi="Google Sans"/>
-          <w:color w:val="1f1f1f"/>
-          <w:rtl w:val="0"/>
-        </w:rPr>
-        <w:t xml:space="preserve"> ステータス評価のAIグラフィックを動的に生成する際は、APIコストと遅延を防ぐため、必ずAmazon S3およびCloudFront（CDN）を経由した「事前生成ストック」または「初回生成キャッシュ」の仕組みを実装すること 。APIキーのフロントエンドへのハードコードは固く禁じ、AWS Secrets Manager等で保護すること 。</w:t>
       </w:r>
       <w:r>
         <w:rPr>
@@ -937,6 +753,14 @@
         </w:rPr>
         <w:br w:type="textWrapping"/>
       </w:r>
+      <w:r>
+        <w:rPr>
+          <w:rFonts w:ascii="Google Sans" w:cs="Google Sans" w:eastAsia="Google Sans" w:hAnsi="Google Sans"/>
+          <w:color w:val="1f1f1f"/>
+          <w:rtl w:val="0"/>
+        </w:rPr>
+        <w:t xml:space="preserve">ステータス評価のAIグラフィックを動的に生成する際は、APIコストと遅延を防ぐため、必ずAmazon S3およびCloudFront（CDN）を経由した「事前生成ストック」または「初回生成キャッシュ」の仕組みを実装すること。APIキーのフロントエンドへのハードコードは固く禁じ、AWS Secrets Manager等で保護すること。</w:t>
+      </w:r>
     </w:p>
     <w:p>
       <w:pPr>
@@ -953,7 +777,7 @@
         </w:pBdr>
         <w:shd w:fill="auto" w:val="clear"/>
         <w:spacing w:after="120" w:before="0" w:beforeAutospacing="0" w:line="275.9999942779541" w:lineRule="auto"/>
-        <w:ind w:left="465" w:hanging="360"/>
+        <w:ind w:left="570" w:hanging="360"/>
       </w:pPr>
       <w:r>
         <w:rPr>
@@ -964,14 +788,6 @@
           <w:rtl w:val="0"/>
         </w:rPr>
         <w:t xml:space="preserve">第12条【外部統計データへの直接アクセスの禁止】</w:t>
-      </w:r>
-      <w:r>
-        <w:rPr>
-          <w:rFonts w:ascii="Google Sans" w:cs="Google Sans" w:eastAsia="Google Sans" w:hAnsi="Google Sans"/>
-          <w:color w:val="1f1f1f"/>
-          <w:rtl w:val="0"/>
-        </w:rPr>
-        <w:t xml:space="preserve"> 世間平均や物価指数（CPI）を取得する際、アプリ（フロントエンド）から直接外部API（e-Stat等）を呼び出してはならない。必ずEventBridge等を用いたバックエンドの非同期バッチ処理で取得・整形し、DynamoDBに保存した最新データをアプリから参照する設計とすること 。</w:t>
       </w:r>
       <w:r>
         <w:rPr>
@@ -992,9 +808,18 @@
         </w:rPr>
         <w:br w:type="textWrapping"/>
       </w:r>
+      <w:r>
+        <w:rPr>
+          <w:rFonts w:ascii="Google Sans" w:cs="Google Sans" w:eastAsia="Google Sans" w:hAnsi="Google Sans"/>
+          <w:color w:val="1f1f1f"/>
+          <w:rtl w:val="0"/>
+        </w:rPr>
+        <w:t xml:space="preserve">世間平均や物価指数（CPI）を取得する際、アプリ（フロントエンド）から直接外部API（e-Stat等）を呼び出してはならない。必ずEventBridge等を用いたバックエンドの非同期バッチ処理で取得・整形し、DynamoDBに保存した最新データをアプリから参照する設計とすること。</w:t>
+      </w:r>
     </w:p>
     <w:p>
       <w:pPr>
+        <w:pStyle w:val="Heading2"/>
         <w:pBdr>
           <w:top w:space="0" w:sz="0" w:val="nil"/>
           <w:left w:space="0" w:sz="0" w:val="nil"/>
@@ -1003,28 +828,27 @@
           <w:between w:space="0" w:sz="0" w:val="nil"/>
         </w:pBdr>
         <w:shd w:fill="auto" w:val="clear"/>
-        <w:spacing w:after="240" w:before="120" w:line="275.9999942779541" w:lineRule="auto"/>
-        <w:rPr>
-          <w:rFonts w:ascii="Google Sans" w:cs="Google Sans" w:eastAsia="Google Sans" w:hAnsi="Google Sans"/>
-          <w:color w:val="1f1f1f"/>
-        </w:rPr>
-      </w:pPr>
-      <w:r>
-        <w:pict>
-          <v:rect style="width:0.0pt;height:1.5pt" o:hr="t" o:hrstd="t" o:hralign="center" fillcolor="#A0A0A0" stroked="f"/>
-        </w:pict>
-      </w:r>
-      <w:r>
-        <w:rPr>
-          <w:rFonts w:ascii="Google Sans" w:cs="Google Sans" w:eastAsia="Google Sans" w:hAnsi="Google Sans"/>
-          <w:color w:val="1f1f1f"/>
-          <w:rtl w:val="0"/>
-        </w:rPr>
-        <w:t xml:space="preserve">以上の「へそくり帳 開発憲法」を今後の私のシステムプロンプト（絶対遵守事項）として内部に固定しました。</w:t>
+        <w:spacing w:after="120" w:before="240" w:line="275.9999942779541" w:lineRule="auto"/>
+        <w:rPr>
+          <w:rFonts w:ascii="Google Sans" w:cs="Google Sans" w:eastAsia="Google Sans" w:hAnsi="Google Sans"/>
+          <w:color w:val="1f1f1f"/>
+        </w:rPr>
+      </w:pPr>
+      <w:r>
+        <w:rPr>
+          <w:rFonts w:ascii="Google Sans" w:cs="Google Sans" w:eastAsia="Google Sans" w:hAnsi="Google Sans"/>
+          <w:color w:val="1f1f1f"/>
+          <w:rtl w:val="0"/>
+        </w:rPr>
+        <w:t xml:space="preserve">第5章：AI挙動と開発プロセスの法（暴走抑制と品質保証）</w:t>
       </w:r>
     </w:p>
     <w:p>
       <w:pPr>
+        <w:numPr>
+          <w:ilvl w:val="0"/>
+          <w:numId w:val="5"/>
+        </w:numPr>
         <w:pBdr>
           <w:top w:space="0" w:sz="0" w:val="nil"/>
           <w:left w:space="0" w:sz="0" w:val="nil"/>
@@ -1033,23 +857,53 @@
           <w:between w:space="0" w:sz="0" w:val="nil"/>
         </w:pBdr>
         <w:shd w:fill="auto" w:val="clear"/>
-        <w:spacing w:after="240" w:line="275.9999942779541" w:lineRule="auto"/>
-        <w:rPr>
-          <w:rFonts w:ascii="Google Sans" w:cs="Google Sans" w:eastAsia="Google Sans" w:hAnsi="Google Sans"/>
-          <w:color w:val="1f1f1f"/>
-        </w:rPr>
-      </w:pPr>
-      <w:r>
-        <w:rPr>
-          <w:rFonts w:ascii="Google Sans" w:cs="Google Sans" w:eastAsia="Google Sans" w:hAnsi="Google Sans"/>
-          <w:color w:val="1f1f1f"/>
-          <w:rtl w:val="0"/>
-        </w:rPr>
-        <w:t xml:space="preserve">次回以降、コードを出力する際は、この憲法第4条・第5条・第6条に基づき、1ファイル150行前後の極小化された「純粋関数」または「マイクロ・コンポーネント」の完全なコードから順次出力を行っていきます。</w:t>
+        <w:spacing w:after="0" w:afterAutospacing="0" w:line="275.9999942779541" w:lineRule="auto"/>
+        <w:ind w:left="570" w:hanging="360"/>
+      </w:pPr>
+      <w:r>
+        <w:rPr>
+          <w:rFonts w:ascii="Google Sans" w:cs="Google Sans" w:eastAsia="Google Sans" w:hAnsi="Google Sans"/>
+          <w:b w:val="1"/>
+          <w:bCs w:val="1"/>
+          <w:color w:val="1f1f1f"/>
+          <w:rtl w:val="0"/>
+        </w:rPr>
+        <w:t xml:space="preserve">第13条【許可なきコード出力の禁止】</w:t>
+      </w:r>
+      <w:r>
+        <w:rPr>
+          <w:rFonts w:ascii="Arial" w:cs="Arial" w:eastAsia="Arial" w:hAnsi="Arial"/>
+          <w:b w:val="0"/>
+          <w:bCs w:val="0"/>
+          <w:i w:val="0"/>
+          <w:iCs w:val="0"/>
+          <w:smallCaps w:val="0"/>
+          <w:strike w:val="0"/>
+          <w:color w:val="000000"/>
+          <w:sz w:val="22"/>
+          <w:szCs w:val="22"/>
+          <w:u w:val="none"/>
+          <w:shd w:fill="auto" w:val="clear"/>
+          <w:vertAlign w:val="baseline"/>
+          <w:rtl w:val="0"/>
+        </w:rPr>
+        <w:br w:type="textWrapping"/>
+      </w:r>
+      <w:r>
+        <w:rPr>
+          <w:rFonts w:ascii="Google Sans" w:cs="Google Sans" w:eastAsia="Google Sans" w:hAnsi="Google Sans"/>
+          <w:color w:val="1f1f1f"/>
+          <w:rtl w:val="0"/>
+        </w:rPr>
+        <w:t xml:space="preserve">AIは、設計や方針の合意が形成される前に、勝手にコードブロックを出力してはならない。必ず提案を行い、ユーザーの明示的な「コードを出力して」という指示（許可）を待つこと。</w:t>
       </w:r>
     </w:p>
     <w:p>
       <w:pPr>
+        <w:numPr>
+          <w:ilvl w:val="0"/>
+          <w:numId w:val="5"/>
+        </w:numPr>
         <w:pBdr>
           <w:top w:space="0" w:sz="0" w:val="nil"/>
           <w:left w:space="0" w:sz="0" w:val="nil"/>
@@ -1058,20 +912,9 @@
           <w:between w:space="0" w:sz="0" w:val="nil"/>
         </w:pBdr>
         <w:shd w:fill="auto" w:val="clear"/>
-        <w:spacing w:after="240" w:line="275.9999942779541" w:lineRule="auto"/>
-        <w:rPr>
-          <w:rFonts w:ascii="Google Sans" w:cs="Google Sans" w:eastAsia="Google Sans" w:hAnsi="Google Sans"/>
-          <w:color w:val="1f1f1f"/>
-        </w:rPr>
-      </w:pPr>
-      <w:r>
-        <w:rPr>
-          <w:rFonts w:ascii="Google Sans" w:cs="Google Sans" w:eastAsia="Google Sans" w:hAnsi="Google Sans"/>
-          <w:color w:val="1f1f1f"/>
-          <w:rtl w:val="0"/>
-        </w:rPr>
-        <w:t xml:space="preserve">この憲法のもとで、先ほど保留した**「純粋関数（budgetUtils.ts）」</w:t>
-      </w:r>
+        <w:spacing w:after="0" w:afterAutospacing="0" w:before="0" w:beforeAutospacing="0" w:line="275.9999942779541" w:lineRule="auto"/>
+        <w:ind w:left="570" w:hanging="360"/>
+      </w:pPr>
       <w:r>
         <w:rPr>
           <w:rFonts w:ascii="Google Sans" w:cs="Google Sans" w:eastAsia="Google Sans" w:hAnsi="Google Sans"/>
@@ -1080,15 +923,189 @@
           <w:color w:val="1f1f1f"/>
           <w:rtl w:val="0"/>
         </w:rPr>
-        <w:t xml:space="preserve">と</w:t>
-      </w:r>
-      <w:r>
-        <w:rPr>
-          <w:rFonts w:ascii="Google Sans" w:cs="Google Sans" w:eastAsia="Google Sans" w:hAnsi="Google Sans"/>
-          <w:color w:val="1f1f1f"/>
-          <w:rtl w:val="0"/>
-        </w:rPr>
-        <w:t xml:space="preserve">「極小UIコンポーネント（テンキー等）」**のコード分割・出力プロセスを開始してよろしいでしょうか？</w:t>
+        <w:t xml:space="preserve">第14条【出力前の厳格なセルフレビュー】</w:t>
+      </w:r>
+      <w:r>
+        <w:rPr>
+          <w:rFonts w:ascii="Arial" w:cs="Arial" w:eastAsia="Arial" w:hAnsi="Arial"/>
+          <w:b w:val="0"/>
+          <w:bCs w:val="0"/>
+          <w:i w:val="0"/>
+          <w:iCs w:val="0"/>
+          <w:smallCaps w:val="0"/>
+          <w:strike w:val="0"/>
+          <w:color w:val="000000"/>
+          <w:sz w:val="22"/>
+          <w:szCs w:val="22"/>
+          <w:u w:val="none"/>
+          <w:shd w:fill="auto" w:val="clear"/>
+          <w:vertAlign w:val="baseline"/>
+          <w:rtl w:val="0"/>
+        </w:rPr>
+        <w:br w:type="textWrapping"/>
+      </w:r>
+      <w:r>
+        <w:rPr>
+          <w:rFonts w:ascii="Google Sans" w:cs="Google Sans" w:eastAsia="Google Sans" w:hAnsi="Google Sans"/>
+          <w:color w:val="1f1f1f"/>
+          <w:rtl w:val="0"/>
+        </w:rPr>
+        <w:t xml:space="preserve">コードを出力する際は、バグやデグレを防止するため、必ず以下のセルフレビューを実施すること。</w:t>
+      </w:r>
+    </w:p>
+    <w:p>
+      <w:pPr>
+        <w:numPr>
+          <w:ilvl w:val="1"/>
+          <w:numId w:val="6"/>
+        </w:numPr>
+        <w:pBdr>
+          <w:top w:space="0" w:sz="0" w:val="nil"/>
+          <w:left w:space="0" w:sz="0" w:val="nil"/>
+          <w:bottom w:space="0" w:sz="0" w:val="nil"/>
+          <w:right w:space="0" w:sz="0" w:val="nil"/>
+          <w:between w:space="0" w:sz="0" w:val="nil"/>
+        </w:pBdr>
+        <w:shd w:fill="auto" w:val="clear"/>
+        <w:spacing w:after="0" w:afterAutospacing="0" w:line="275.9999942779541" w:lineRule="auto"/>
+        <w:ind w:left="1050" w:hanging="360"/>
+      </w:pPr>
+      <w:r>
+        <w:rPr>
+          <w:rFonts w:ascii="Google Sans" w:cs="Google Sans" w:eastAsia="Google Sans" w:hAnsi="Google Sans"/>
+          <w:color w:val="1f1f1f"/>
+          <w:rtl w:val="0"/>
+        </w:rPr>
+        <w:t xml:space="preserve">収入入力の排除（第1条）が徹底されているか。</w:t>
+      </w:r>
+    </w:p>
+    <w:p>
+      <w:pPr>
+        <w:numPr>
+          <w:ilvl w:val="1"/>
+          <w:numId w:val="6"/>
+        </w:numPr>
+        <w:pBdr>
+          <w:top w:space="0" w:sz="0" w:val="nil"/>
+          <w:left w:space="0" w:sz="0" w:val="nil"/>
+          <w:bottom w:space="0" w:sz="0" w:val="nil"/>
+          <w:right w:space="0" w:sz="0" w:val="nil"/>
+          <w:between w:space="0" w:sz="0" w:val="nil"/>
+        </w:pBdr>
+        <w:shd w:fill="auto" w:val="clear"/>
+        <w:spacing w:after="0" w:afterAutospacing="0" w:before="0" w:beforeAutospacing="0" w:line="275.9999942779541" w:lineRule="auto"/>
+        <w:ind w:left="1050" w:hanging="360"/>
+      </w:pPr>
+      <w:r>
+        <w:rPr>
+          <w:rFonts w:ascii="Google Sans" w:cs="Google Sans" w:eastAsia="Google Sans" w:hAnsi="Google Sans"/>
+          <w:color w:val="1f1f1f"/>
+          <w:rtl w:val="0"/>
+        </w:rPr>
+        <w:t xml:space="preserve">1ファイル150行ルール（第4条）および単一責務が守られているか。</w:t>
+      </w:r>
+    </w:p>
+    <w:p>
+      <w:pPr>
+        <w:numPr>
+          <w:ilvl w:val="1"/>
+          <w:numId w:val="6"/>
+        </w:numPr>
+        <w:pBdr>
+          <w:top w:space="0" w:sz="0" w:val="nil"/>
+          <w:left w:space="0" w:sz="0" w:val="nil"/>
+          <w:bottom w:space="0" w:sz="0" w:val="nil"/>
+          <w:right w:space="0" w:sz="0" w:val="nil"/>
+          <w:between w:space="0" w:sz="0" w:val="nil"/>
+        </w:pBdr>
+        <w:shd w:fill="auto" w:val="clear"/>
+        <w:spacing w:after="0" w:afterAutospacing="0" w:before="0" w:beforeAutospacing="0" w:line="275.9999942779541" w:lineRule="auto"/>
+        <w:ind w:left="1050" w:hanging="360"/>
+      </w:pPr>
+      <w:r>
+        <w:rPr>
+          <w:rFonts w:ascii="Google Sans" w:cs="Google Sans" w:eastAsia="Google Sans" w:hAnsi="Google Sans"/>
+          <w:color w:val="1f1f1f"/>
+          <w:rtl w:val="0"/>
+        </w:rPr>
+        <w:t xml:space="preserve">既存の型定義やコードとの整合性が保たれ、デグレードを引き起こさないか。</w:t>
+      </w:r>
+    </w:p>
+    <w:p>
+      <w:pPr>
+        <w:numPr>
+          <w:ilvl w:val="0"/>
+          <w:numId w:val="5"/>
+        </w:numPr>
+        <w:pBdr>
+          <w:top w:space="0" w:sz="0" w:val="nil"/>
+          <w:left w:space="0" w:sz="0" w:val="nil"/>
+          <w:bottom w:space="0" w:sz="0" w:val="nil"/>
+          <w:right w:space="0" w:sz="0" w:val="nil"/>
+          <w:between w:space="0" w:sz="0" w:val="nil"/>
+        </w:pBdr>
+        <w:shd w:fill="auto" w:val="clear"/>
+        <w:spacing w:after="120" w:before="0" w:beforeAutospacing="0" w:line="275.9999942779541" w:lineRule="auto"/>
+        <w:ind w:left="570" w:hanging="360"/>
+      </w:pPr>
+      <w:r>
+        <w:rPr>
+          <w:rFonts w:ascii="Google Sans" w:cs="Google Sans" w:eastAsia="Google Sans" w:hAnsi="Google Sans"/>
+          <w:b w:val="1"/>
+          <w:bCs w:val="1"/>
+          <w:color w:val="1f1f1f"/>
+          <w:rtl w:val="0"/>
+        </w:rPr>
+        <w:t xml:space="preserve">第15条【実現性とベストプラクティスの検討】</w:t>
+      </w:r>
+      <w:r>
+        <w:rPr>
+          <w:rFonts w:ascii="Arial" w:cs="Arial" w:eastAsia="Arial" w:hAnsi="Arial"/>
+          <w:b w:val="0"/>
+          <w:bCs w:val="0"/>
+          <w:i w:val="0"/>
+          <w:iCs w:val="0"/>
+          <w:smallCaps w:val="0"/>
+          <w:strike w:val="0"/>
+          <w:color w:val="000000"/>
+          <w:sz w:val="22"/>
+          <w:szCs w:val="22"/>
+          <w:u w:val="none"/>
+          <w:shd w:fill="auto" w:val="clear"/>
+          <w:vertAlign w:val="baseline"/>
+          <w:rtl w:val="0"/>
+        </w:rPr>
+        <w:br w:type="textWrapping"/>
+      </w:r>
+      <w:r>
+        <w:rPr>
+          <w:rFonts w:ascii="Google Sans" w:cs="Google Sans" w:eastAsia="Google Sans" w:hAnsi="Google Sans"/>
+          <w:color w:val="1f1f1f"/>
+          <w:rtl w:val="0"/>
+        </w:rPr>
+        <w:t xml:space="preserve">仕様の追加や変更の要求を受けた際は、直ちに実装を開始せず、React Native/ExpoやAWSサーバーレスの最新技術情報に基づき、実現可能性とベストプラクティスを検討・提示した上で実装に入ること。</w:t>
+      </w:r>
+    </w:p>
+    <w:p>
+      <w:pPr>
+        <w:pBdr>
+          <w:top w:space="0" w:sz="0" w:val="nil"/>
+          <w:left w:space="0" w:sz="0" w:val="nil"/>
+          <w:bottom w:space="0" w:sz="0" w:val="nil"/>
+          <w:right w:space="0" w:sz="0" w:val="nil"/>
+          <w:between w:space="0" w:sz="0" w:val="nil"/>
+        </w:pBdr>
+        <w:shd w:fill="auto" w:val="clear"/>
+        <w:spacing w:after="150" w:before="120" w:line="275.9999942779541" w:lineRule="auto"/>
+        <w:rPr>
+          <w:rFonts w:ascii="Google Sans" w:cs="Google Sans" w:eastAsia="Google Sans" w:hAnsi="Google Sans"/>
+          <w:color w:val="1f1f1f"/>
+        </w:rPr>
+      </w:pPr>
+      <w:r>
+        <w:rPr>
+          <w:rtl w:val="0"/>
+        </w:rPr>
       </w:r>
     </w:p>
     <w:sectPr>
@@ -1109,7 +1126,7 @@
       <w:lvlText w:val="●"/>
       <w:lvlJc w:val="left"/>
       <w:pPr>
-        <w:ind w:left="465" w:hanging="360"/>
+        <w:ind w:left="570" w:hanging="360"/>
       </w:pPr>
       <w:rPr>
         <w:rFonts w:ascii="Arial" w:cs="Arial" w:eastAsia="Arial" w:hAnsi="Arial"/>
@@ -1327,7 +1344,7 @@
       <w:lvlText w:val="●"/>
       <w:lvlJc w:val="left"/>
       <w:pPr>
-        <w:ind w:left="465" w:hanging="360"/>
+        <w:ind w:left="570" w:hanging="360"/>
       </w:pPr>
       <w:rPr>
         <w:rFonts w:ascii="Arial" w:cs="Arial" w:eastAsia="Arial" w:hAnsi="Arial"/>
@@ -1545,7 +1562,7 @@
       <w:lvlText w:val="●"/>
       <w:lvlJc w:val="left"/>
       <w:pPr>
-        <w:ind w:left="465" w:hanging="360"/>
+        <w:ind w:left="570" w:hanging="360"/>
       </w:pPr>
       <w:rPr>
         <w:rFonts w:ascii="Arial" w:cs="Arial" w:eastAsia="Arial" w:hAnsi="Arial"/>
@@ -1763,7 +1780,7 @@
       <w:lvlText w:val="●"/>
       <w:lvlJc w:val="left"/>
       <w:pPr>
-        <w:ind w:left="465" w:hanging="360"/>
+        <w:ind w:left="570" w:hanging="360"/>
       </w:pPr>
       <w:rPr>
         <w:rFonts w:ascii="Arial" w:cs="Arial" w:eastAsia="Arial" w:hAnsi="Arial"/>
@@ -1788,6 +1805,442 @@
       <w:lvlJc w:val="left"/>
       <w:pPr>
         <w:ind w:left="1440" w:hanging="360"/>
+      </w:pPr>
+      <w:rPr>
+        <w:rFonts w:ascii="Arial" w:cs="Arial" w:eastAsia="Arial" w:hAnsi="Arial"/>
+        <w:b w:val="0"/>
+        <w:bCs w:val="0"/>
+        <w:i w:val="0"/>
+        <w:iCs w:val="0"/>
+        <w:smallCaps w:val="0"/>
+        <w:strike w:val="0"/>
+        <w:color w:val="000000"/>
+        <w:sz w:val="22"/>
+        <w:szCs w:val="22"/>
+        <w:u w:val="none"/>
+        <w:shd w:fill="auto" w:val="clear"/>
+        <w:vertAlign w:val="baseline"/>
+      </w:rPr>
+    </w:lvl>
+    <w:lvl w:ilvl="2">
+      <w:start w:val="1"/>
+      <w:numFmt w:val="bullet"/>
+      <w:lvlText w:val="■"/>
+      <w:lvlJc w:val="left"/>
+      <w:pPr>
+        <w:ind w:left="2160" w:hanging="360"/>
+      </w:pPr>
+      <w:rPr>
+        <w:rFonts w:ascii="Arial" w:cs="Arial" w:eastAsia="Arial" w:hAnsi="Arial"/>
+        <w:b w:val="0"/>
+        <w:bCs w:val="0"/>
+        <w:i w:val="0"/>
+        <w:iCs w:val="0"/>
+        <w:smallCaps w:val="0"/>
+        <w:strike w:val="0"/>
+        <w:color w:val="000000"/>
+        <w:sz w:val="22"/>
+        <w:szCs w:val="22"/>
+        <w:u w:val="none"/>
+        <w:shd w:fill="auto" w:val="clear"/>
+        <w:vertAlign w:val="baseline"/>
+      </w:rPr>
+    </w:lvl>
+    <w:lvl w:ilvl="3">
+      <w:start w:val="1"/>
+      <w:numFmt w:val="bullet"/>
+      <w:lvlText w:val="■"/>
+      <w:lvlJc w:val="left"/>
+      <w:pPr>
+        <w:ind w:left="2880" w:hanging="360"/>
+      </w:pPr>
+      <w:rPr>
+        <w:rFonts w:ascii="Arial" w:cs="Arial" w:eastAsia="Arial" w:hAnsi="Arial"/>
+        <w:b w:val="0"/>
+        <w:bCs w:val="0"/>
+        <w:i w:val="0"/>
+        <w:iCs w:val="0"/>
+        <w:smallCaps w:val="0"/>
+        <w:strike w:val="0"/>
+        <w:color w:val="000000"/>
+        <w:sz w:val="22"/>
+        <w:szCs w:val="22"/>
+        <w:u w:val="none"/>
+        <w:shd w:fill="auto" w:val="clear"/>
+        <w:vertAlign w:val="baseline"/>
+      </w:rPr>
+    </w:lvl>
+    <w:lvl w:ilvl="4">
+      <w:start w:val="1"/>
+      <w:numFmt w:val="bullet"/>
+      <w:lvlText w:val="■"/>
+      <w:lvlJc w:val="left"/>
+      <w:pPr>
+        <w:ind w:left="3600" w:hanging="360"/>
+      </w:pPr>
+      <w:rPr>
+        <w:rFonts w:ascii="Arial" w:cs="Arial" w:eastAsia="Arial" w:hAnsi="Arial"/>
+        <w:b w:val="0"/>
+        <w:bCs w:val="0"/>
+        <w:i w:val="0"/>
+        <w:iCs w:val="0"/>
+        <w:smallCaps w:val="0"/>
+        <w:strike w:val="0"/>
+        <w:color w:val="000000"/>
+        <w:sz w:val="22"/>
+        <w:szCs w:val="22"/>
+        <w:u w:val="none"/>
+        <w:shd w:fill="auto" w:val="clear"/>
+        <w:vertAlign w:val="baseline"/>
+      </w:rPr>
+    </w:lvl>
+    <w:lvl w:ilvl="5">
+      <w:start w:val="1"/>
+      <w:numFmt w:val="bullet"/>
+      <w:lvlText w:val="■"/>
+      <w:lvlJc w:val="left"/>
+      <w:pPr>
+        <w:ind w:left="4320" w:hanging="360"/>
+      </w:pPr>
+      <w:rPr>
+        <w:rFonts w:ascii="Arial" w:cs="Arial" w:eastAsia="Arial" w:hAnsi="Arial"/>
+        <w:b w:val="0"/>
+        <w:bCs w:val="0"/>
+        <w:i w:val="0"/>
+        <w:iCs w:val="0"/>
+        <w:smallCaps w:val="0"/>
+        <w:strike w:val="0"/>
+        <w:color w:val="000000"/>
+        <w:sz w:val="22"/>
+        <w:szCs w:val="22"/>
+        <w:u w:val="none"/>
+        <w:shd w:fill="auto" w:val="clear"/>
+        <w:vertAlign w:val="baseline"/>
+      </w:rPr>
+    </w:lvl>
+    <w:lvl w:ilvl="6">
+      <w:start w:val="1"/>
+      <w:numFmt w:val="bullet"/>
+      <w:lvlText w:val="■"/>
+      <w:lvlJc w:val="left"/>
+      <w:pPr>
+        <w:ind w:left="5040" w:hanging="360"/>
+      </w:pPr>
+      <w:rPr>
+        <w:rFonts w:ascii="Arial" w:cs="Arial" w:eastAsia="Arial" w:hAnsi="Arial"/>
+        <w:b w:val="0"/>
+        <w:bCs w:val="0"/>
+        <w:i w:val="0"/>
+        <w:iCs w:val="0"/>
+        <w:smallCaps w:val="0"/>
+        <w:strike w:val="0"/>
+        <w:color w:val="000000"/>
+        <w:sz w:val="22"/>
+        <w:szCs w:val="22"/>
+        <w:u w:val="none"/>
+        <w:shd w:fill="auto" w:val="clear"/>
+        <w:vertAlign w:val="baseline"/>
+      </w:rPr>
+    </w:lvl>
+    <w:lvl w:ilvl="7">
+      <w:start w:val="1"/>
+      <w:numFmt w:val="bullet"/>
+      <w:lvlText w:val="■"/>
+      <w:lvlJc w:val="left"/>
+      <w:pPr>
+        <w:ind w:left="5760" w:hanging="360"/>
+      </w:pPr>
+      <w:rPr>
+        <w:rFonts w:ascii="Arial" w:cs="Arial" w:eastAsia="Arial" w:hAnsi="Arial"/>
+        <w:b w:val="0"/>
+        <w:bCs w:val="0"/>
+        <w:i w:val="0"/>
+        <w:iCs w:val="0"/>
+        <w:smallCaps w:val="0"/>
+        <w:strike w:val="0"/>
+        <w:color w:val="000000"/>
+        <w:sz w:val="22"/>
+        <w:szCs w:val="22"/>
+        <w:u w:val="none"/>
+        <w:shd w:fill="auto" w:val="clear"/>
+        <w:vertAlign w:val="baseline"/>
+      </w:rPr>
+    </w:lvl>
+    <w:lvl w:ilvl="8">
+      <w:start w:val="1"/>
+      <w:numFmt w:val="bullet"/>
+      <w:lvlText w:val="■"/>
+      <w:lvlJc w:val="left"/>
+      <w:pPr>
+        <w:ind w:left="6480" w:hanging="360"/>
+      </w:pPr>
+      <w:rPr>
+        <w:rFonts w:ascii="Arial" w:cs="Arial" w:eastAsia="Arial" w:hAnsi="Arial"/>
+        <w:b w:val="0"/>
+        <w:bCs w:val="0"/>
+        <w:i w:val="0"/>
+        <w:iCs w:val="0"/>
+        <w:smallCaps w:val="0"/>
+        <w:strike w:val="0"/>
+        <w:color w:val="000000"/>
+        <w:sz w:val="22"/>
+        <w:szCs w:val="22"/>
+        <w:u w:val="none"/>
+        <w:shd w:fill="auto" w:val="clear"/>
+        <w:vertAlign w:val="baseline"/>
+      </w:rPr>
+    </w:lvl>
+  </w:abstractNum>
+  <w:abstractNum w:abstractNumId="5">
+    <w:lvl w:ilvl="0">
+      <w:start w:val="1"/>
+      <w:numFmt w:val="bullet"/>
+      <w:lvlText w:val="●"/>
+      <w:lvlJc w:val="left"/>
+      <w:pPr>
+        <w:ind w:left="570" w:hanging="360"/>
+      </w:pPr>
+      <w:rPr>
+        <w:rFonts w:ascii="Arial" w:cs="Arial" w:eastAsia="Arial" w:hAnsi="Arial"/>
+        <w:b w:val="0"/>
+        <w:bCs w:val="0"/>
+        <w:i w:val="0"/>
+        <w:iCs w:val="0"/>
+        <w:smallCaps w:val="0"/>
+        <w:strike w:val="0"/>
+        <w:color w:val="000000"/>
+        <w:sz w:val="22"/>
+        <w:szCs w:val="22"/>
+        <w:u w:val="none"/>
+        <w:shd w:fill="auto" w:val="clear"/>
+        <w:vertAlign w:val="baseline"/>
+      </w:rPr>
+    </w:lvl>
+    <w:lvl w:ilvl="1">
+      <w:start w:val="1"/>
+      <w:numFmt w:val="decimal"/>
+      <w:lvlText w:val="%2."/>
+      <w:lvlJc w:val="left"/>
+      <w:pPr>
+        <w:ind w:left="1050" w:hanging="360"/>
+      </w:pPr>
+      <w:rPr>
+        <w:rFonts w:ascii="Arial" w:cs="Arial" w:eastAsia="Arial" w:hAnsi="Arial"/>
+        <w:b w:val="0"/>
+        <w:bCs w:val="0"/>
+        <w:i w:val="0"/>
+        <w:iCs w:val="0"/>
+        <w:smallCaps w:val="0"/>
+        <w:strike w:val="0"/>
+        <w:color w:val="000000"/>
+        <w:sz w:val="22"/>
+        <w:szCs w:val="22"/>
+        <w:u w:val="none"/>
+        <w:shd w:fill="auto" w:val="clear"/>
+        <w:vertAlign w:val="baseline"/>
+      </w:rPr>
+    </w:lvl>
+    <w:lvl w:ilvl="2">
+      <w:start w:val="1"/>
+      <w:numFmt w:val="bullet"/>
+      <w:lvlText w:val="■"/>
+      <w:lvlJc w:val="left"/>
+      <w:pPr>
+        <w:ind w:left="2160" w:hanging="360"/>
+      </w:pPr>
+      <w:rPr>
+        <w:rFonts w:ascii="Arial" w:cs="Arial" w:eastAsia="Arial" w:hAnsi="Arial"/>
+        <w:b w:val="0"/>
+        <w:bCs w:val="0"/>
+        <w:i w:val="0"/>
+        <w:iCs w:val="0"/>
+        <w:smallCaps w:val="0"/>
+        <w:strike w:val="0"/>
+        <w:color w:val="000000"/>
+        <w:sz w:val="22"/>
+        <w:szCs w:val="22"/>
+        <w:u w:val="none"/>
+        <w:shd w:fill="auto" w:val="clear"/>
+        <w:vertAlign w:val="baseline"/>
+      </w:rPr>
+    </w:lvl>
+    <w:lvl w:ilvl="3">
+      <w:start w:val="1"/>
+      <w:numFmt w:val="bullet"/>
+      <w:lvlText w:val="■"/>
+      <w:lvlJc w:val="left"/>
+      <w:pPr>
+        <w:ind w:left="2880" w:hanging="360"/>
+      </w:pPr>
+      <w:rPr>
+        <w:rFonts w:ascii="Arial" w:cs="Arial" w:eastAsia="Arial" w:hAnsi="Arial"/>
+        <w:b w:val="0"/>
+        <w:bCs w:val="0"/>
+        <w:i w:val="0"/>
+        <w:iCs w:val="0"/>
+        <w:smallCaps w:val="0"/>
+        <w:strike w:val="0"/>
+        <w:color w:val="000000"/>
+        <w:sz w:val="22"/>
+        <w:szCs w:val="22"/>
+        <w:u w:val="none"/>
+        <w:shd w:fill="auto" w:val="clear"/>
+        <w:vertAlign w:val="baseline"/>
+      </w:rPr>
+    </w:lvl>
+    <w:lvl w:ilvl="4">
+      <w:start w:val="1"/>
+      <w:numFmt w:val="bullet"/>
+      <w:lvlText w:val="■"/>
+      <w:lvlJc w:val="left"/>
+      <w:pPr>
+        <w:ind w:left="3600" w:hanging="360"/>
+      </w:pPr>
+      <w:rPr>
+        <w:rFonts w:ascii="Arial" w:cs="Arial" w:eastAsia="Arial" w:hAnsi="Arial"/>
+        <w:b w:val="0"/>
+        <w:bCs w:val="0"/>
+        <w:i w:val="0"/>
+        <w:iCs w:val="0"/>
+        <w:smallCaps w:val="0"/>
+        <w:strike w:val="0"/>
+        <w:color w:val="000000"/>
+        <w:sz w:val="22"/>
+        <w:szCs w:val="22"/>
+        <w:u w:val="none"/>
+        <w:shd w:fill="auto" w:val="clear"/>
+        <w:vertAlign w:val="baseline"/>
+      </w:rPr>
+    </w:lvl>
+    <w:lvl w:ilvl="5">
+      <w:start w:val="1"/>
+      <w:numFmt w:val="bullet"/>
+      <w:lvlText w:val="■"/>
+      <w:lvlJc w:val="left"/>
+      <w:pPr>
+        <w:ind w:left="4320" w:hanging="360"/>
+      </w:pPr>
+      <w:rPr>
+        <w:rFonts w:ascii="Arial" w:cs="Arial" w:eastAsia="Arial" w:hAnsi="Arial"/>
+        <w:b w:val="0"/>
+        <w:bCs w:val="0"/>
+        <w:i w:val="0"/>
+        <w:iCs w:val="0"/>
+        <w:smallCaps w:val="0"/>
+        <w:strike w:val="0"/>
+        <w:color w:val="000000"/>
+        <w:sz w:val="22"/>
+        <w:szCs w:val="22"/>
+        <w:u w:val="none"/>
+        <w:shd w:fill="auto" w:val="clear"/>
+        <w:vertAlign w:val="baseline"/>
+      </w:rPr>
+    </w:lvl>
+    <w:lvl w:ilvl="6">
+      <w:start w:val="1"/>
+      <w:numFmt w:val="bullet"/>
+      <w:lvlText w:val="■"/>
+      <w:lvlJc w:val="left"/>
+      <w:pPr>
+        <w:ind w:left="5040" w:hanging="360"/>
+      </w:pPr>
+      <w:rPr>
+        <w:rFonts w:ascii="Arial" w:cs="Arial" w:eastAsia="Arial" w:hAnsi="Arial"/>
+        <w:b w:val="0"/>
+        <w:bCs w:val="0"/>
+        <w:i w:val="0"/>
+        <w:iCs w:val="0"/>
+        <w:smallCaps w:val="0"/>
+        <w:strike w:val="0"/>
+        <w:color w:val="000000"/>
+        <w:sz w:val="22"/>
+        <w:szCs w:val="22"/>
+        <w:u w:val="none"/>
+        <w:shd w:fill="auto" w:val="clear"/>
+        <w:vertAlign w:val="baseline"/>
+      </w:rPr>
+    </w:lvl>
+    <w:lvl w:ilvl="7">
+      <w:start w:val="1"/>
+      <w:numFmt w:val="bullet"/>
+      <w:lvlText w:val="■"/>
+      <w:lvlJc w:val="left"/>
+      <w:pPr>
+        <w:ind w:left="5760" w:hanging="360"/>
+      </w:pPr>
+      <w:rPr>
+        <w:rFonts w:ascii="Arial" w:cs="Arial" w:eastAsia="Arial" w:hAnsi="Arial"/>
+        <w:b w:val="0"/>
+        <w:bCs w:val="0"/>
+        <w:i w:val="0"/>
+        <w:iCs w:val="0"/>
+        <w:smallCaps w:val="0"/>
+        <w:strike w:val="0"/>
+        <w:color w:val="000000"/>
+        <w:sz w:val="22"/>
+        <w:szCs w:val="22"/>
+        <w:u w:val="none"/>
+        <w:shd w:fill="auto" w:val="clear"/>
+        <w:vertAlign w:val="baseline"/>
+      </w:rPr>
+    </w:lvl>
+    <w:lvl w:ilvl="8">
+      <w:start w:val="1"/>
+      <w:numFmt w:val="bullet"/>
+      <w:lvlText w:val="■"/>
+      <w:lvlJc w:val="left"/>
+      <w:pPr>
+        <w:ind w:left="6480" w:hanging="360"/>
+      </w:pPr>
+      <w:rPr>
+        <w:rFonts w:ascii="Arial" w:cs="Arial" w:eastAsia="Arial" w:hAnsi="Arial"/>
+        <w:b w:val="0"/>
+        <w:bCs w:val="0"/>
+        <w:i w:val="0"/>
+        <w:iCs w:val="0"/>
+        <w:smallCaps w:val="0"/>
+        <w:strike w:val="0"/>
+        <w:color w:val="000000"/>
+        <w:sz w:val="22"/>
+        <w:szCs w:val="22"/>
+        <w:u w:val="none"/>
+        <w:shd w:fill="auto" w:val="clear"/>
+        <w:vertAlign w:val="baseline"/>
+      </w:rPr>
+    </w:lvl>
+  </w:abstractNum>
+  <w:abstractNum w:abstractNumId="6">
+    <w:lvl w:ilvl="0">
+      <w:start w:val="1"/>
+      <w:numFmt w:val="bullet"/>
+      <w:lvlText w:val="●"/>
+      <w:lvlJc w:val="left"/>
+      <w:pPr>
+        <w:ind w:left="570" w:hanging="360"/>
+      </w:pPr>
+      <w:rPr>
+        <w:rFonts w:ascii="Arial" w:cs="Arial" w:eastAsia="Arial" w:hAnsi="Arial"/>
+        <w:b w:val="0"/>
+        <w:bCs w:val="0"/>
+        <w:i w:val="0"/>
+        <w:iCs w:val="0"/>
+        <w:smallCaps w:val="0"/>
+        <w:strike w:val="0"/>
+        <w:color w:val="000000"/>
+        <w:sz w:val="22"/>
+        <w:szCs w:val="22"/>
+        <w:u w:val="none"/>
+        <w:shd w:fill="auto" w:val="clear"/>
+        <w:vertAlign w:val="baseline"/>
+      </w:rPr>
+    </w:lvl>
+    <w:lvl w:ilvl="1">
+      <w:start w:val="1"/>
+      <w:numFmt w:val="decimal"/>
+      <w:lvlText w:val="%2."/>
+      <w:lvlJc w:val="left"/>
+      <w:pPr>
+        <w:ind w:left="1050" w:hanging="360"/>
       </w:pPr>
       <w:rPr>
         <w:rFonts w:ascii="Arial" w:cs="Arial" w:eastAsia="Arial" w:hAnsi="Arial"/>
@@ -1985,6 +2438,12 @@
   </w:num>
   <w:num w:numId="4">
     <w:abstractNumId w:val="4"/>
+  </w:num>
+  <w:num w:numId="5">
+    <w:abstractNumId w:val="5"/>
+  </w:num>
+  <w:num w:numId="6">
+    <w:abstractNumId w:val="6"/>
   </w:num>
 </w:numbering>
 </file>
